--- a/landing/src/content/docs/tools/memory.md.docx
+++ b/landing/src/content/docs/tools/memory.md.docx
@@ -85,6 +85,7 @@
           <w:numId w:val="1"/>
         </w:numPr>
         <w:ind w:left="720" w:hanging="360"/>
+        <w:rPr/>
       </w:pPr>
       <w:r>
         <w:rPr>
@@ -100,6 +101,7 @@
           <w:numId w:val="1"/>
         </w:numPr>
         <w:ind w:left="720" w:hanging="360"/>
+        <w:rPr/>
       </w:pPr>
       <w:r>
         <w:rPr>
@@ -115,6 +117,7 @@
           <w:numId w:val="1"/>
         </w:numPr>
         <w:ind w:left="720" w:hanging="360"/>
+        <w:rPr/>
       </w:pPr>
       <w:r>
         <w:rPr>
@@ -130,6 +133,7 @@
           <w:numId w:val="1"/>
         </w:numPr>
         <w:ind w:left="720" w:hanging="360"/>
+        <w:rPr/>
       </w:pPr>
       <w:r>
         <w:rPr>
@@ -145,6 +149,7 @@
           <w:numId w:val="1"/>
         </w:numPr>
         <w:ind w:left="720" w:hanging="360"/>
+        <w:rPr/>
       </w:pPr>
       <w:r>
         <w:rPr>
@@ -160,6 +165,7 @@
           <w:numId w:val="1"/>
         </w:numPr>
         <w:ind w:left="720" w:hanging="360"/>
+        <w:rPr/>
       </w:pPr>
       <w:r>
         <w:rPr>
@@ -175,6 +181,7 @@
           <w:numId w:val="1"/>
         </w:numPr>
         <w:ind w:left="720" w:hanging="360"/>
+        <w:rPr/>
       </w:pPr>
       <w:r>
         <w:rPr>
@@ -278,7 +285,7 @@
         <w:pStyle w:val="Heading2"/>
         <w:rPr/>
       </w:pPr>
-      <w:bookmarkStart w:colFirst="0" w:colLast="0" w:name="_ico3kzl7pl4r" w:id="0"/>
+      <w:bookmarkStart w:colFirst="0" w:colLast="0" w:name="_5y0qvk2ct7us" w:id="0"/>
       <w:bookmarkEnd w:id="0"/>
       <w:r>
         <w:rPr>
@@ -294,6 +301,7 @@
           <w:numId w:val="1"/>
         </w:numPr>
         <w:ind w:left="720" w:hanging="360"/>
+        <w:rPr/>
       </w:pPr>
       <w:r>
         <w:rPr>
@@ -317,6 +325,7 @@
           <w:numId w:val="1"/>
         </w:numPr>
         <w:ind w:left="720" w:hanging="360"/>
+        <w:rPr/>
       </w:pPr>
       <w:r>
         <w:rPr>
@@ -340,6 +349,7 @@
           <w:numId w:val="1"/>
         </w:numPr>
         <w:ind w:left="720" w:hanging="360"/>
+        <w:rPr/>
       </w:pPr>
       <w:r>
         <w:rPr>
@@ -397,7 +407,7 @@
         <w:pStyle w:val="Heading2"/>
         <w:rPr/>
       </w:pPr>
-      <w:bookmarkStart w:colFirst="0" w:colLast="0" w:name="_ddjmgfkwagb0" w:id="1"/>
+      <w:bookmarkStart w:colFirst="0" w:colLast="0" w:name="_ajp76tbrntqo" w:id="1"/>
       <w:bookmarkEnd w:id="1"/>
       <w:r>
         <w:rPr>
@@ -413,6 +423,7 @@
           <w:numId w:val="1"/>
         </w:numPr>
         <w:ind w:left="720" w:hanging="360"/>
+        <w:rPr/>
       </w:pPr>
       <w:r>
         <w:rPr>
@@ -464,6 +475,7 @@
           <w:numId w:val="1"/>
         </w:numPr>
         <w:ind w:left="720" w:hanging="360"/>
+        <w:rPr/>
       </w:pPr>
       <w:r>
         <w:rPr>
@@ -529,6 +541,7 @@
           <w:numId w:val="1"/>
         </w:numPr>
         <w:ind w:left="720" w:hanging="360"/>
+        <w:rPr/>
       </w:pPr>
       <w:r>
         <w:rPr>
@@ -600,7 +613,7 @@
         <w:pStyle w:val="Heading2"/>
         <w:rPr/>
       </w:pPr>
-      <w:bookmarkStart w:colFirst="0" w:colLast="0" w:name="_2gf58xxzu6bs" w:id="2"/>
+      <w:bookmarkStart w:colFirst="0" w:colLast="0" w:name="_vkt6wmkbxd88" w:id="2"/>
       <w:bookmarkEnd w:id="2"/>
       <w:r>
         <w:rPr>
@@ -718,7 +731,7 @@
         <w:pStyle w:val="Heading2"/>
         <w:rPr/>
       </w:pPr>
-      <w:bookmarkStart w:colFirst="0" w:colLast="0" w:name="_9ta6dvu91o76" w:id="3"/>
+      <w:bookmarkStart w:colFirst="0" w:colLast="0" w:name="_jxlzw5nxw8k" w:id="3"/>
       <w:bookmarkEnd w:id="3"/>
       <w:r>
         <w:rPr>
@@ -743,7 +756,7 @@
         <w:pStyle w:val="Heading2"/>
         <w:rPr/>
       </w:pPr>
-      <w:bookmarkStart w:colFirst="0" w:colLast="0" w:name="_vextspl1tw1e" w:id="4"/>
+      <w:bookmarkStart w:colFirst="0" w:colLast="0" w:name="_bhvc63wxjnmg" w:id="4"/>
       <w:bookmarkEnd w:id="4"/>
       <w:r>
         <w:rPr>
